--- a/vorlagen/Koller_sl_de.docx
+++ b/vorlagen/Koller_sl_de.docx
@@ -239,7 +239,7 @@
                 <w:szCs w:val="20"/>
               </w:rPr>
               <w:drawing>
-                <wp:inline distT="0" distB="0" distL="0" distR="0" wp14:anchorId="11D08273" wp14:editId="4FCADA82">
+                <wp:inline distT="0" distB="0" distL="0" distR="0" wp14:anchorId="11D08273" wp14:editId="2E531D38">
                   <wp:extent cx="1801495" cy="2233930"/>
                   <wp:effectExtent l="0" t="0" r="8255" b="0"/>
                   <wp:docPr id="92571975" name="Grafik 3"/>
@@ -594,7 +594,12 @@
       </w:pPr>
     </w:p>
     <w:sectPr>
-      <w:headerReference w:type="default" r:id="rId8"/>
+      <w:headerReference w:type="even" r:id="rId8"/>
+      <w:headerReference w:type="default" r:id="rId9"/>
+      <w:footerReference w:type="even" r:id="rId10"/>
+      <w:footerReference w:type="default" r:id="rId11"/>
+      <w:headerReference w:type="first" r:id="rId12"/>
+      <w:footerReference w:type="first" r:id="rId13"/>
       <w:pgSz w:w="11906" w:h="16838"/>
       <w:pgMar w:top="2694" w:right="1134" w:bottom="1702" w:left="1588" w:header="0" w:footer="709" w:gutter="0"/>
       <w:cols w:space="708" w:equalWidth="0">
@@ -625,6 +630,36 @@
 </w:endnotes>
 </file>
 
+<file path=word/footer1.xml><?xml version="1.0" encoding="utf-8"?>
+<w:ftr xmlns:wpc="http://schemas.microsoft.com/office/word/2010/wordprocessingCanvas" xmlns:cx="http://schemas.microsoft.com/office/drawing/2014/chartex" xmlns:cx1="http://schemas.microsoft.com/office/drawing/2015/9/8/chartex" xmlns:cx2="http://schemas.microsoft.com/office/drawing/2015/10/21/chartex" xmlns:cx3="http://schemas.microsoft.com/office/drawing/2016/5/9/chartex" xmlns:cx4="http://schemas.microsoft.com/office/drawing/2016/5/10/chartex" xmlns:cx5="http://schemas.microsoft.com/office/drawing/2016/5/11/chartex" xmlns:cx6="http://schemas.microsoft.com/office/drawing/2016/5/12/chartex" xmlns:cx7="http://schemas.microsoft.com/office/drawing/2016/5/13/chartex" xmlns:cx8="http://schemas.microsoft.com/office/drawing/2016/5/14/chartex" xmlns:mc="http://schemas.openxmlformats.org/markup-compatibility/2006" xmlns:aink="http://schemas.microsoft.com/office/drawing/2016/ink" xmlns:am3d="http://schemas.microsoft.com/office/drawing/2017/model3d" xmlns:o="urn:schemas-microsoft-com:office:office" xmlns:oel="http://schemas.microsoft.com/office/2019/extlst" xmlns:r="http://schemas.openxmlformats.org/officeDocument/2006/relationships" xmlns:m="http://schemas.openxmlformats.org/officeDocument/2006/math" xmlns:v="urn:schemas-microsoft-com:vml" xmlns:wp14="http://schemas.microsoft.com/office/word/2010/wordprocessingDrawing" xmlns:wp="http://schemas.openxmlformats.org/drawingml/2006/wordprocessingDrawing" xmlns:w10="urn:schemas-microsoft-com:office:word" xmlns:w="http://schemas.openxmlformats.org/wordprocessingml/2006/main" xmlns:w14="http://schemas.microsoft.com/office/word/2010/wordml" xmlns:w15="http://schemas.microsoft.com/office/word/2012/wordml" xmlns:w16cex="http://schemas.microsoft.com/office/word/2018/wordml/cex" xmlns:w16cid="http://schemas.microsoft.com/office/word/2016/wordml/cid" xmlns:w16="http://schemas.microsoft.com/office/word/2018/wordml" xmlns:w16du="http://schemas.microsoft.com/office/word/2023/wordml/word16du" xmlns:w16sdtdh="http://schemas.microsoft.com/office/word/2020/wordml/sdtdatahash" xmlns:w16sdtfl="http://schemas.microsoft.com/office/word/2024/wordml/sdtformatlock" xmlns:w16se="http://schemas.microsoft.com/office/word/2015/wordml/symex" xmlns:wpg="http://schemas.microsoft.com/office/word/2010/wordprocessingGroup" xmlns:wpi="http://schemas.microsoft.com/office/word/2010/wordprocessingInk" xmlns:wne="http://schemas.microsoft.com/office/word/2006/wordml" xmlns:wps="http://schemas.microsoft.com/office/word/2010/wordprocessingShape" mc:Ignorable="w14 w15 w16se w16cid w16 w16cex w16sdtdh w16sdtfl w16du wp14">
+  <w:p>
+    <w:pPr>
+      <w:pStyle w:val="Fuzeile"/>
+    </w:pPr>
+  </w:p>
+</w:ftr>
+</file>
+
+<file path=word/footer2.xml><?xml version="1.0" encoding="utf-8"?>
+<w:ftr xmlns:wpc="http://schemas.microsoft.com/office/word/2010/wordprocessingCanvas" xmlns:cx="http://schemas.microsoft.com/office/drawing/2014/chartex" xmlns:cx1="http://schemas.microsoft.com/office/drawing/2015/9/8/chartex" xmlns:cx2="http://schemas.microsoft.com/office/drawing/2015/10/21/chartex" xmlns:cx3="http://schemas.microsoft.com/office/drawing/2016/5/9/chartex" xmlns:cx4="http://schemas.microsoft.com/office/drawing/2016/5/10/chartex" xmlns:cx5="http://schemas.microsoft.com/office/drawing/2016/5/11/chartex" xmlns:cx6="http://schemas.microsoft.com/office/drawing/2016/5/12/chartex" xmlns:cx7="http://schemas.microsoft.com/office/drawing/2016/5/13/chartex" xmlns:cx8="http://schemas.microsoft.com/office/drawing/2016/5/14/chartex" xmlns:mc="http://schemas.openxmlformats.org/markup-compatibility/2006" xmlns:aink="http://schemas.microsoft.com/office/drawing/2016/ink" xmlns:am3d="http://schemas.microsoft.com/office/drawing/2017/model3d" xmlns:o="urn:schemas-microsoft-com:office:office" xmlns:oel="http://schemas.microsoft.com/office/2019/extlst" xmlns:r="http://schemas.openxmlformats.org/officeDocument/2006/relationships" xmlns:m="http://schemas.openxmlformats.org/officeDocument/2006/math" xmlns:v="urn:schemas-microsoft-com:vml" xmlns:wp14="http://schemas.microsoft.com/office/word/2010/wordprocessingDrawing" xmlns:wp="http://schemas.openxmlformats.org/drawingml/2006/wordprocessingDrawing" xmlns:w10="urn:schemas-microsoft-com:office:word" xmlns:w="http://schemas.openxmlformats.org/wordprocessingml/2006/main" xmlns:w14="http://schemas.microsoft.com/office/word/2010/wordml" xmlns:w15="http://schemas.microsoft.com/office/word/2012/wordml" xmlns:w16cex="http://schemas.microsoft.com/office/word/2018/wordml/cex" xmlns:w16cid="http://schemas.microsoft.com/office/word/2016/wordml/cid" xmlns:w16="http://schemas.microsoft.com/office/word/2018/wordml" xmlns:w16du="http://schemas.microsoft.com/office/word/2023/wordml/word16du" xmlns:w16sdtdh="http://schemas.microsoft.com/office/word/2020/wordml/sdtdatahash" xmlns:w16sdtfl="http://schemas.microsoft.com/office/word/2024/wordml/sdtformatlock" xmlns:w16se="http://schemas.microsoft.com/office/word/2015/wordml/symex" xmlns:wpg="http://schemas.microsoft.com/office/word/2010/wordprocessingGroup" xmlns:wpi="http://schemas.microsoft.com/office/word/2010/wordprocessingInk" xmlns:wne="http://schemas.microsoft.com/office/word/2006/wordml" xmlns:wps="http://schemas.microsoft.com/office/word/2010/wordprocessingShape" mc:Ignorable="w14 w15 w16se w16cid w16 w16cex w16sdtdh w16sdtfl w16du wp14">
+  <w:p>
+    <w:pPr>
+      <w:pStyle w:val="Fuzeile"/>
+    </w:pPr>
+  </w:p>
+</w:ftr>
+</file>
+
+<file path=word/footer3.xml><?xml version="1.0" encoding="utf-8"?>
+<w:ftr xmlns:wpc="http://schemas.microsoft.com/office/word/2010/wordprocessingCanvas" xmlns:cx="http://schemas.microsoft.com/office/drawing/2014/chartex" xmlns:cx1="http://schemas.microsoft.com/office/drawing/2015/9/8/chartex" xmlns:cx2="http://schemas.microsoft.com/office/drawing/2015/10/21/chartex" xmlns:cx3="http://schemas.microsoft.com/office/drawing/2016/5/9/chartex" xmlns:cx4="http://schemas.microsoft.com/office/drawing/2016/5/10/chartex" xmlns:cx5="http://schemas.microsoft.com/office/drawing/2016/5/11/chartex" xmlns:cx6="http://schemas.microsoft.com/office/drawing/2016/5/12/chartex" xmlns:cx7="http://schemas.microsoft.com/office/drawing/2016/5/13/chartex" xmlns:cx8="http://schemas.microsoft.com/office/drawing/2016/5/14/chartex" xmlns:mc="http://schemas.openxmlformats.org/markup-compatibility/2006" xmlns:aink="http://schemas.microsoft.com/office/drawing/2016/ink" xmlns:am3d="http://schemas.microsoft.com/office/drawing/2017/model3d" xmlns:o="urn:schemas-microsoft-com:office:office" xmlns:oel="http://schemas.microsoft.com/office/2019/extlst" xmlns:r="http://schemas.openxmlformats.org/officeDocument/2006/relationships" xmlns:m="http://schemas.openxmlformats.org/officeDocument/2006/math" xmlns:v="urn:schemas-microsoft-com:vml" xmlns:wp14="http://schemas.microsoft.com/office/word/2010/wordprocessingDrawing" xmlns:wp="http://schemas.openxmlformats.org/drawingml/2006/wordprocessingDrawing" xmlns:w10="urn:schemas-microsoft-com:office:word" xmlns:w="http://schemas.openxmlformats.org/wordprocessingml/2006/main" xmlns:w14="http://schemas.microsoft.com/office/word/2010/wordml" xmlns:w15="http://schemas.microsoft.com/office/word/2012/wordml" xmlns:w16cex="http://schemas.microsoft.com/office/word/2018/wordml/cex" xmlns:w16cid="http://schemas.microsoft.com/office/word/2016/wordml/cid" xmlns:w16="http://schemas.microsoft.com/office/word/2018/wordml" xmlns:w16du="http://schemas.microsoft.com/office/word/2023/wordml/word16du" xmlns:w16sdtdh="http://schemas.microsoft.com/office/word/2020/wordml/sdtdatahash" xmlns:w16sdtfl="http://schemas.microsoft.com/office/word/2024/wordml/sdtformatlock" xmlns:w16se="http://schemas.microsoft.com/office/word/2015/wordml/symex" xmlns:wpg="http://schemas.microsoft.com/office/word/2010/wordprocessingGroup" xmlns:wpi="http://schemas.microsoft.com/office/word/2010/wordprocessingInk" xmlns:wne="http://schemas.microsoft.com/office/word/2006/wordml" xmlns:wps="http://schemas.microsoft.com/office/word/2010/wordprocessingShape" mc:Ignorable="w14 w15 w16se w16cid w16 w16cex w16sdtdh w16sdtfl w16du wp14">
+  <w:p>
+    <w:pPr>
+      <w:pStyle w:val="Fuzeile"/>
+    </w:pPr>
+  </w:p>
+</w:ftr>
+</file>
+
 <file path=word/footnotes.xml><?xml version="1.0" encoding="utf-8"?>
 <w:footnotes xmlns:wpc="http://schemas.microsoft.com/office/word/2010/wordprocessingCanvas" xmlns:cx="http://schemas.microsoft.com/office/drawing/2014/chartex" xmlns:cx1="http://schemas.microsoft.com/office/drawing/2015/9/8/chartex" xmlns:cx2="http://schemas.microsoft.com/office/drawing/2015/10/21/chartex" xmlns:cx3="http://schemas.microsoft.com/office/drawing/2016/5/9/chartex" xmlns:cx4="http://schemas.microsoft.com/office/drawing/2016/5/10/chartex" xmlns:cx5="http://schemas.microsoft.com/office/drawing/2016/5/11/chartex" xmlns:cx6="http://schemas.microsoft.com/office/drawing/2016/5/12/chartex" xmlns:cx7="http://schemas.microsoft.com/office/drawing/2016/5/13/chartex" xmlns:cx8="http://schemas.microsoft.com/office/drawing/2016/5/14/chartex" xmlns:mc="http://schemas.openxmlformats.org/markup-compatibility/2006" xmlns:aink="http://schemas.microsoft.com/office/drawing/2016/ink" xmlns:am3d="http://schemas.microsoft.com/office/drawing/2017/model3d" xmlns:o="urn:schemas-microsoft-com:office:office" xmlns:oel="http://schemas.microsoft.com/office/2019/extlst" xmlns:r="http://schemas.openxmlformats.org/officeDocument/2006/relationships" xmlns:m="http://schemas.openxmlformats.org/officeDocument/2006/math" xmlns:v="urn:schemas-microsoft-com:vml" xmlns:wp14="http://schemas.microsoft.com/office/word/2010/wordprocessingDrawing" xmlns:wp="http://schemas.openxmlformats.org/drawingml/2006/wordprocessingDrawing" xmlns:w10="urn:schemas-microsoft-com:office:word" xmlns:w="http://schemas.openxmlformats.org/wordprocessingml/2006/main" xmlns:w14="http://schemas.microsoft.com/office/word/2010/wordml" xmlns:w15="http://schemas.microsoft.com/office/word/2012/wordml" xmlns:w16cex="http://schemas.microsoft.com/office/word/2018/wordml/cex" xmlns:w16cid="http://schemas.microsoft.com/office/word/2016/wordml/cid" xmlns:w16="http://schemas.microsoft.com/office/word/2018/wordml" xmlns:w16du="http://schemas.microsoft.com/office/word/2023/wordml/word16du" xmlns:w16sdtdh="http://schemas.microsoft.com/office/word/2020/wordml/sdtdatahash" xmlns:w16sdtfl="http://schemas.microsoft.com/office/word/2024/wordml/sdtformatlock" xmlns:w16se="http://schemas.microsoft.com/office/word/2015/wordml/symex" xmlns:wpg="http://schemas.microsoft.com/office/word/2010/wordprocessingGroup" xmlns:wpi="http://schemas.microsoft.com/office/word/2010/wordprocessingInk" xmlns:wne="http://schemas.microsoft.com/office/word/2006/wordml" xmlns:wps="http://schemas.microsoft.com/office/word/2010/wordprocessingShape" mc:Ignorable="w14 w15 w16se w16cid w16 w16cex w16sdtdh w16sdtfl w16du wp14">
   <w:footnote w:type="separator" w:id="-1">
@@ -647,21 +682,31 @@
 <file path=word/header1.xml><?xml version="1.0" encoding="utf-8"?>
 <w:hdr xmlns:wpc="http://schemas.microsoft.com/office/word/2010/wordprocessingCanvas" xmlns:cx="http://schemas.microsoft.com/office/drawing/2014/chartex" xmlns:cx1="http://schemas.microsoft.com/office/drawing/2015/9/8/chartex" xmlns:cx2="http://schemas.microsoft.com/office/drawing/2015/10/21/chartex" xmlns:cx3="http://schemas.microsoft.com/office/drawing/2016/5/9/chartex" xmlns:cx4="http://schemas.microsoft.com/office/drawing/2016/5/10/chartex" xmlns:cx5="http://schemas.microsoft.com/office/drawing/2016/5/11/chartex" xmlns:cx6="http://schemas.microsoft.com/office/drawing/2016/5/12/chartex" xmlns:cx7="http://schemas.microsoft.com/office/drawing/2016/5/13/chartex" xmlns:cx8="http://schemas.microsoft.com/office/drawing/2016/5/14/chartex" xmlns:mc="http://schemas.openxmlformats.org/markup-compatibility/2006" xmlns:aink="http://schemas.microsoft.com/office/drawing/2016/ink" xmlns:am3d="http://schemas.microsoft.com/office/drawing/2017/model3d" xmlns:o="urn:schemas-microsoft-com:office:office" xmlns:oel="http://schemas.microsoft.com/office/2019/extlst" xmlns:r="http://schemas.openxmlformats.org/officeDocument/2006/relationships" xmlns:m="http://schemas.openxmlformats.org/officeDocument/2006/math" xmlns:v="urn:schemas-microsoft-com:vml" xmlns:wp14="http://schemas.microsoft.com/office/word/2010/wordprocessingDrawing" xmlns:wp="http://schemas.openxmlformats.org/drawingml/2006/wordprocessingDrawing" xmlns:w10="urn:schemas-microsoft-com:office:word" xmlns:w="http://schemas.openxmlformats.org/wordprocessingml/2006/main" xmlns:w14="http://schemas.microsoft.com/office/word/2010/wordml" xmlns:w15="http://schemas.microsoft.com/office/word/2012/wordml" xmlns:w16cex="http://schemas.microsoft.com/office/word/2018/wordml/cex" xmlns:w16cid="http://schemas.microsoft.com/office/word/2016/wordml/cid" xmlns:w16="http://schemas.microsoft.com/office/word/2018/wordml" xmlns:w16du="http://schemas.microsoft.com/office/word/2023/wordml/word16du" xmlns:w16sdtdh="http://schemas.microsoft.com/office/word/2020/wordml/sdtdatahash" xmlns:w16sdtfl="http://schemas.microsoft.com/office/word/2024/wordml/sdtformatlock" xmlns:w16se="http://schemas.microsoft.com/office/word/2015/wordml/symex" xmlns:wpg="http://schemas.microsoft.com/office/word/2010/wordprocessingGroup" xmlns:wpi="http://schemas.microsoft.com/office/word/2010/wordprocessingInk" xmlns:wne="http://schemas.microsoft.com/office/word/2006/wordml" xmlns:wps="http://schemas.microsoft.com/office/word/2010/wordprocessingShape" mc:Ignorable="w14 w15 w16se w16cid w16 w16cex w16sdtdh w16sdtfl w16du wp14">
   <w:p>
+    <w:pPr>
+      <w:pStyle w:val="Kopfzeile"/>
+    </w:pPr>
+  </w:p>
+</w:hdr>
+</file>
+
+<file path=word/header2.xml><?xml version="1.0" encoding="utf-8"?>
+<w:hdr xmlns:wpc="http://schemas.microsoft.com/office/word/2010/wordprocessingCanvas" xmlns:cx="http://schemas.microsoft.com/office/drawing/2014/chartex" xmlns:cx1="http://schemas.microsoft.com/office/drawing/2015/9/8/chartex" xmlns:cx2="http://schemas.microsoft.com/office/drawing/2015/10/21/chartex" xmlns:cx3="http://schemas.microsoft.com/office/drawing/2016/5/9/chartex" xmlns:cx4="http://schemas.microsoft.com/office/drawing/2016/5/10/chartex" xmlns:cx5="http://schemas.microsoft.com/office/drawing/2016/5/11/chartex" xmlns:cx6="http://schemas.microsoft.com/office/drawing/2016/5/12/chartex" xmlns:cx7="http://schemas.microsoft.com/office/drawing/2016/5/13/chartex" xmlns:cx8="http://schemas.microsoft.com/office/drawing/2016/5/14/chartex" xmlns:mc="http://schemas.openxmlformats.org/markup-compatibility/2006" xmlns:aink="http://schemas.microsoft.com/office/drawing/2016/ink" xmlns:am3d="http://schemas.microsoft.com/office/drawing/2017/model3d" xmlns:o="urn:schemas-microsoft-com:office:office" xmlns:oel="http://schemas.microsoft.com/office/2019/extlst" xmlns:r="http://schemas.openxmlformats.org/officeDocument/2006/relationships" xmlns:m="http://schemas.openxmlformats.org/officeDocument/2006/math" xmlns:v="urn:schemas-microsoft-com:vml" xmlns:wp14="http://schemas.microsoft.com/office/word/2010/wordprocessingDrawing" xmlns:wp="http://schemas.openxmlformats.org/drawingml/2006/wordprocessingDrawing" xmlns:w10="urn:schemas-microsoft-com:office:word" xmlns:w="http://schemas.openxmlformats.org/wordprocessingml/2006/main" xmlns:w14="http://schemas.microsoft.com/office/word/2010/wordml" xmlns:w15="http://schemas.microsoft.com/office/word/2012/wordml" xmlns:w16cex="http://schemas.microsoft.com/office/word/2018/wordml/cex" xmlns:w16cid="http://schemas.microsoft.com/office/word/2016/wordml/cid" xmlns:w16="http://schemas.microsoft.com/office/word/2018/wordml" xmlns:w16du="http://schemas.microsoft.com/office/word/2023/wordml/word16du" xmlns:w16sdtdh="http://schemas.microsoft.com/office/word/2020/wordml/sdtdatahash" xmlns:w16sdtfl="http://schemas.microsoft.com/office/word/2024/wordml/sdtformatlock" xmlns:w16se="http://schemas.microsoft.com/office/word/2015/wordml/symex" xmlns:wpg="http://schemas.microsoft.com/office/word/2010/wordprocessingGroup" xmlns:wpi="http://schemas.microsoft.com/office/word/2010/wordprocessingInk" xmlns:wne="http://schemas.microsoft.com/office/word/2006/wordml" xmlns:wps="http://schemas.microsoft.com/office/word/2010/wordprocessingShape" mc:Ignorable="w14 w15 w16se w16cid w16 w16cex w16sdtdh w16sdtfl w16du wp14">
+  <w:p>
     <w:r>
       <w:rPr>
         <w:noProof/>
       </w:rPr>
       <w:drawing>
-        <wp:anchor distT="0" distB="0" distL="0" distR="0" simplePos="0" relativeHeight="251658240" behindDoc="1" locked="0" layoutInCell="1" allowOverlap="1" wp14:anchorId="613A6EE5" wp14:editId="19BD3FE7">
+        <wp:anchor distT="0" distB="0" distL="0" distR="0" simplePos="0" relativeHeight="251658240" behindDoc="1" locked="0" layoutInCell="1" allowOverlap="1" wp14:anchorId="613A6EE5" wp14:editId="1CE5935D">
           <wp:simplePos x="0" y="0"/>
           <wp:positionH relativeFrom="page">
-            <wp:posOffset>0</wp:posOffset>
+            <wp:posOffset>725</wp:posOffset>
           </wp:positionH>
           <wp:positionV relativeFrom="page">
             <wp:posOffset>0</wp:posOffset>
           </wp:positionV>
-          <wp:extent cx="7560310" cy="10692130"/>
-          <wp:effectExtent l="0" t="0" r="0" b="0"/>
+          <wp:extent cx="7558860" cy="10692130"/>
+          <wp:effectExtent l="0" t="0" r="4445" b="0"/>
           <wp:wrapNone/>
           <wp:docPr id="1" name="Briefpapier"/>
           <wp:cNvGraphicFramePr>
@@ -671,11 +716,17 @@
             <a:graphicData uri="http://schemas.openxmlformats.org/drawingml/2006/picture">
               <pic:pic xmlns:pic="http://schemas.openxmlformats.org/drawingml/2006/picture">
                 <pic:nvPicPr>
-                  <pic:cNvPr id="0" name="briefpapier.jpg"/>
+                  <pic:cNvPr id="1" name="Briefpapier"/>
                   <pic:cNvPicPr/>
                 </pic:nvPicPr>
                 <pic:blipFill>
-                  <a:blip r:embed="rId1"/>
+                  <a:blip r:embed="rId1">
+                    <a:extLst>
+                      <a:ext uri="{28A0092B-C50C-407E-A947-70E740481C1C}">
+                        <a14:useLocalDpi xmlns:a14="http://schemas.microsoft.com/office/drawing/2010/main" val="0"/>
+                      </a:ext>
+                    </a:extLst>
+                  </a:blip>
                   <a:stretch>
                     <a:fillRect/>
                   </a:stretch>
@@ -683,7 +734,7 @@
                 <pic:spPr>
                   <a:xfrm>
                     <a:off x="0" y="0"/>
-                    <a:ext cx="7560310" cy="10692130"/>
+                    <a:ext cx="7558860" cy="10692130"/>
                   </a:xfrm>
                   <a:prstGeom prst="rect">
                     <a:avLst/>
@@ -692,9 +743,22 @@
               </pic:pic>
             </a:graphicData>
           </a:graphic>
+          <wp14:sizeRelV relativeFrom="margin">
+            <wp14:pctHeight>0</wp14:pctHeight>
+          </wp14:sizeRelV>
         </wp:anchor>
       </w:drawing>
     </w:r>
+  </w:p>
+</w:hdr>
+</file>
+
+<file path=word/header3.xml><?xml version="1.0" encoding="utf-8"?>
+<w:hdr xmlns:wpc="http://schemas.microsoft.com/office/word/2010/wordprocessingCanvas" xmlns:cx="http://schemas.microsoft.com/office/drawing/2014/chartex" xmlns:cx1="http://schemas.microsoft.com/office/drawing/2015/9/8/chartex" xmlns:cx2="http://schemas.microsoft.com/office/drawing/2015/10/21/chartex" xmlns:cx3="http://schemas.microsoft.com/office/drawing/2016/5/9/chartex" xmlns:cx4="http://schemas.microsoft.com/office/drawing/2016/5/10/chartex" xmlns:cx5="http://schemas.microsoft.com/office/drawing/2016/5/11/chartex" xmlns:cx6="http://schemas.microsoft.com/office/drawing/2016/5/12/chartex" xmlns:cx7="http://schemas.microsoft.com/office/drawing/2016/5/13/chartex" xmlns:cx8="http://schemas.microsoft.com/office/drawing/2016/5/14/chartex" xmlns:mc="http://schemas.openxmlformats.org/markup-compatibility/2006" xmlns:aink="http://schemas.microsoft.com/office/drawing/2016/ink" xmlns:am3d="http://schemas.microsoft.com/office/drawing/2017/model3d" xmlns:o="urn:schemas-microsoft-com:office:office" xmlns:oel="http://schemas.microsoft.com/office/2019/extlst" xmlns:r="http://schemas.openxmlformats.org/officeDocument/2006/relationships" xmlns:m="http://schemas.openxmlformats.org/officeDocument/2006/math" xmlns:v="urn:schemas-microsoft-com:vml" xmlns:wp14="http://schemas.microsoft.com/office/word/2010/wordprocessingDrawing" xmlns:wp="http://schemas.openxmlformats.org/drawingml/2006/wordprocessingDrawing" xmlns:w10="urn:schemas-microsoft-com:office:word" xmlns:w="http://schemas.openxmlformats.org/wordprocessingml/2006/main" xmlns:w14="http://schemas.microsoft.com/office/word/2010/wordml" xmlns:w15="http://schemas.microsoft.com/office/word/2012/wordml" xmlns:w16cex="http://schemas.microsoft.com/office/word/2018/wordml/cex" xmlns:w16cid="http://schemas.microsoft.com/office/word/2016/wordml/cid" xmlns:w16="http://schemas.microsoft.com/office/word/2018/wordml" xmlns:w16du="http://schemas.microsoft.com/office/word/2023/wordml/word16du" xmlns:w16sdtdh="http://schemas.microsoft.com/office/word/2020/wordml/sdtdatahash" xmlns:w16sdtfl="http://schemas.microsoft.com/office/word/2024/wordml/sdtformatlock" xmlns:w16se="http://schemas.microsoft.com/office/word/2015/wordml/symex" xmlns:wpg="http://schemas.microsoft.com/office/word/2010/wordprocessingGroup" xmlns:wpi="http://schemas.microsoft.com/office/word/2010/wordprocessingInk" xmlns:wne="http://schemas.microsoft.com/office/word/2006/wordml" xmlns:wps="http://schemas.microsoft.com/office/word/2010/wordprocessingShape" mc:Ignorable="w14 w15 w16se w16cid w16 w16cex w16sdtdh w16sdtfl w16du wp14">
+  <w:p>
+    <w:pPr>
+      <w:pStyle w:val="Kopfzeile"/>
+    </w:pPr>
   </w:p>
 </w:hdr>
 </file>
@@ -1356,6 +1420,32 @@
       <w:shd w:val="clear" w:color="auto" w:fill="E1DFDD"/>
     </w:rPr>
   </w:style>
+  <w:style w:type="paragraph" w:styleId="Fuzeile">
+    <w:name w:val="footer"/>
+    <w:basedOn w:val="Standard"/>
+    <w:link w:val="FuzeileZchn"/>
+    <w:uiPriority w:val="99"/>
+    <w:unhideWhenUsed/>
+    <w:rsid w:val="000A38CA"/>
+    <w:pPr>
+      <w:tabs>
+        <w:tab w:val="center" w:pos="4536"/>
+        <w:tab w:val="right" w:pos="9072"/>
+      </w:tabs>
+    </w:pPr>
+  </w:style>
+  <w:style w:type="character" w:customStyle="1" w:styleId="FuzeileZchn">
+    <w:name w:val="Fußzeile Zchn"/>
+    <w:basedOn w:val="Absatz-Standardschriftart"/>
+    <w:link w:val="Fuzeile"/>
+    <w:uiPriority w:val="99"/>
+    <w:rsid w:val="000A38CA"/>
+    <w:rPr>
+      <w:sz w:val="24"/>
+      <w:szCs w:val="24"/>
+      <w:lang w:eastAsia="de-DE"/>
+    </w:rPr>
+  </w:style>
 </w:styles>
 </file>
 
